--- a/1_Sessions/B4_Power_Query/Handout/B4_Handout.docx
+++ b/1_Sessions/B4_Power_Query/Handout/B4_Handout.docx
@@ -1250,7 +1250,7 @@
           <w:b w:val="0"/>
           <w:i w:val="0"/>
         </w:rPr>
-        <w:t>Trên file tháng 1: đọc kiểu Mỹ thì 1.735 / 2.726 dòng Order_Date báo lỗi, 991 dòng còn lại bị đảo ngày–tháng; Unit_Price chạy từ 10 đến 650 thay vì 10.000 đến 650.000.</w:t>
+        <w:t>Trên file tháng 1: đọc kiểu Mỹ thì 1.735 / 2.726 dòng Order_Date báo lỗi, 991 dòng còn lại không báo lỗi, trong đó 927 dòng bị đảo ngày–tháng (64 dòng có ngày = tháng như 01/01 vẫn đúng); Unit_Price chạy từ 10 đến 650 thay vì 10.000 đến 650.000.</w:t>
       </w:r>
     </w:p>
     <w:p>
@@ -1359,7 +1359,7 @@
       <w:r>
         <w:drawing>
           <wp:inline xmlns:a="http://schemas.openxmlformats.org/drawingml/2006/main" xmlns:pic="http://schemas.openxmlformats.org/drawingml/2006/picture">
-            <wp:extent cx="4082852" cy="3600000"/>
+            <wp:extent cx="4086153" cy="3599999"/>
             <wp:docPr id="2" name="Picture 2"/>
             <wp:cNvGraphicFramePr>
               <a:graphicFrameLocks noChangeAspect="1"/>
@@ -1380,7 +1380,7 @@
                   <pic:spPr>
                     <a:xfrm>
                       <a:off x="0" y="0"/>
-                      <a:ext cx="4082852" cy="3600000"/>
+                      <a:ext cx="4086153" cy="3599999"/>
                     </a:xfrm>
                     <a:prstGeom prst="rect"/>
                   </pic:spPr>
@@ -4131,7 +4131,15 @@
         <w:pStyle w:val="ListBullet"/>
       </w:pPr>
       <w:r>
-        <w:t>Query Sales, bước Source: thay chuỗi đường dẫn bằng tham số như dưới đây.</w:t>
+        <w:t>Bước Source của CẢ HAI query Sales và Sample File (nhóm Helper Queries): thay chuỗi đường dẫn bằng tham số như dưới đây. Sample File cũng đọc thư mục — sót nó thì sang máy khác vẫn lỗi.</w:t>
+      </w:r>
+    </w:p>
+    <w:p>
+      <w:pPr>
+        <w:pStyle w:val="ListBullet"/>
+      </w:pPr>
+      <w:r>
+        <w:t>Danh sách tham số có thêm Parameter1 (kiểu Binary) do Combine tạo: để nguyên.</w:t>
       </w:r>
     </w:p>
     <w:p>
@@ -4168,7 +4176,7 @@
       <w:r>
         <w:drawing>
           <wp:inline xmlns:a="http://schemas.openxmlformats.org/drawingml/2006/main" xmlns:pic="http://schemas.openxmlformats.org/drawingml/2006/picture">
-            <wp:extent cx="3313761" cy="3599999"/>
+            <wp:extent cx="3327777" cy="3599999"/>
             <wp:docPr id="8" name="Picture 8"/>
             <wp:cNvGraphicFramePr>
               <a:graphicFrameLocks noChangeAspect="1"/>
@@ -4189,7 +4197,7 @@
                   <pic:spPr>
                     <a:xfrm>
                       <a:off x="0" y="0"/>
-                      <a:ext cx="3313761" cy="3599999"/>
+                      <a:ext cx="3327777" cy="3599999"/>
                     </a:xfrm>
                     <a:prstGeom prst="rect"/>
                   </pic:spPr>
@@ -4799,7 +4807,7 @@
                 <w:b/>
                 <w:sz w:val="19"/>
               </w:rPr>
-              <w:t>Bước gọi đích danh tên cột, file mới đổi tên cột</w:t>
+              <w:t>File mới thả vào thư mục (From Folder) đổi tên hoặc thêm cột</w:t>
             </w:r>
           </w:p>
         </w:tc>
@@ -4816,7 +4824,7 @@
               <w:rPr>
                 <w:sz w:val="19"/>
               </w:rPr>
-              <w:t>The column 'Store_Code' of the table wasn't found</w:t>
+              <w:t>Không báo lỗi: cột sai tên để trống ở các dòng của file đó, cột mới bị bỏ; bộ lọc/Pivot có mục (blank)</w:t>
             </w:r>
           </w:p>
         </w:tc>
@@ -4833,7 +4841,7 @@
               <w:rPr>
                 <w:sz w:val="19"/>
               </w:rPr>
-              <w:t>Rename Columns ngay sau bước gộp; kiểm tra Applied Steps từ trên xuống</w:t>
+              <w:t>Đối soát sau mỗi lần Refresh; nhờ nguồn giữ tên cột, hoặc Transform Sample File → Advanced Editor: Table.RenameColumns(…, {{"StoreCode", "Store_Code"}}, MissingField.Ignore)</w:t>
             </w:r>
           </w:p>
         </w:tc>
